--- a/pr-preview/pr-252/chapters/notation.docx
+++ b/pr-preview/pr-252/chapters/notation.docx
@@ -15,7 +15,7 @@
         <w:pStyle w:val="Date"/>
       </w:pPr>
       <w:r>
-        <w:t xml:space="preserve">Last modified: 2026-10-16 22:24:22 (PDT)</w:t>
+        <w:t xml:space="preserve">Last modified: 2026-10-16 22:30:54 (PDT)</w:t>
       </w:r>
     </w:p>
     <w:tbl>
@@ -7628,7 +7628,7 @@
       </w:r>
     </w:p>
     <w:bookmarkEnd w:id="31"/>
-    <w:bookmarkStart w:id="33" w:name="types-of-functions-and-procedures"/>
+    <w:bookmarkStart w:id="36" w:name="types-of-functions-and-procedures"/>
     <w:p>
       <w:pPr>
         <w:pStyle w:val="Heading2"/>
@@ -7642,29 +7642,94 @@
         <w:pStyle w:val="FirstParagraph"/>
       </w:pPr>
       <w:r>
-        <w:t xml:space="preserve">Name the type of every function and procedure when you define it:</w:t>
-      </w:r>
-      <w:r>
-        <w:t xml:space="preserve"> </w:t>
-      </w:r>
-      <w:r>
-        <w:t xml:space="preserve">the set it takes its argument from (its domain),</w:t>
-      </w:r>
-      <w:r>
-        <w:t xml:space="preserve"> </w:t>
-      </w:r>
-      <w:r>
-        <w:t xml:space="preserve">the set its values lie in (its codomain),</w:t>
-      </w:r>
-      <w:r>
-        <w:t xml:space="preserve"> </w:t>
-      </w:r>
-      <w:r>
-        <w:t xml:space="preserve">and, for each input or output, what kind of mathematical object it is.</w:t>
-      </w:r>
-      <w:r>
-        <w:t xml:space="preserve"> </w:t>
-      </w:r>
+        <w:t xml:space="preserve">Name the type of every</w:t>
+      </w:r>
+      <w:r>
+        <w:t xml:space="preserve"> </w:t>
+      </w:r>
+      <w:hyperlink r:id="rId32">
+        <w:r>
+          <w:rPr>
+            <w:rStyle w:val="Hyperlink"/>
+          </w:rPr>
+          <w:t xml:space="preserve">function</w:t>
+        </w:r>
+      </w:hyperlink>
+      <w:r>
+        <w:t xml:space="preserve"> </w:t>
+      </w:r>
+      <w:r>
+        <w:t xml:space="preserve">and procedure when you define it:</w:t>
+      </w:r>
+    </w:p>
+    <w:p>
+      <w:pPr>
+        <w:pStyle w:val="Compact"/>
+        <w:numPr>
+          <w:ilvl w:val="0"/>
+          <w:numId w:val="1007"/>
+        </w:numPr>
+      </w:pPr>
+      <w:r>
+        <w:t xml:space="preserve">the set it takes its argument from (its</w:t>
+      </w:r>
+      <w:r>
+        <w:t xml:space="preserve"> </w:t>
+      </w:r>
+      <w:hyperlink r:id="rId33">
+        <w:r>
+          <w:rPr>
+            <w:rStyle w:val="Hyperlink"/>
+          </w:rPr>
+          <w:t xml:space="preserve">domain</w:t>
+        </w:r>
+      </w:hyperlink>
+      <w:r>
+        <w:t xml:space="preserve">)</w:t>
+      </w:r>
+    </w:p>
+    <w:p>
+      <w:pPr>
+        <w:pStyle w:val="Compact"/>
+        <w:numPr>
+          <w:ilvl w:val="0"/>
+          <w:numId w:val="1007"/>
+        </w:numPr>
+      </w:pPr>
+      <w:r>
+        <w:t xml:space="preserve">the set its values lie in (its</w:t>
+      </w:r>
+      <w:r>
+        <w:t xml:space="preserve"> </w:t>
+      </w:r>
+      <w:hyperlink r:id="rId34">
+        <w:r>
+          <w:rPr>
+            <w:rStyle w:val="Hyperlink"/>
+          </w:rPr>
+          <w:t xml:space="preserve">codomain</w:t>
+        </w:r>
+      </w:hyperlink>
+      <w:r>
+        <w:t xml:space="preserve">)</w:t>
+      </w:r>
+    </w:p>
+    <w:p>
+      <w:pPr>
+        <w:pStyle w:val="Compact"/>
+        <w:numPr>
+          <w:ilvl w:val="0"/>
+          <w:numId w:val="1007"/>
+        </w:numPr>
+      </w:pPr>
+      <w:r>
+        <w:t xml:space="preserve">for each input and output, what kind of mathematical object it is</w:t>
+      </w:r>
+    </w:p>
+    <w:p>
+      <w:pPr>
+        <w:pStyle w:val="FirstParagraph"/>
+      </w:pPr>
       <w:r>
         <w:t xml:space="preserve">Say</w:t>
       </w:r>
@@ -7696,13 +7761,7 @@
         <w:t xml:space="preserve">“map”</w:t>
       </w:r>
       <w:r>
-        <w:t xml:space="preserve">,</w:t>
-      </w:r>
-      <w:r>
-        <w:t xml:space="preserve"> </w:t>
-      </w:r>
-      <w:r>
-        <w:t xml:space="preserve">and link the formal definition of a function at first use.</w:t>
+        <w:t xml:space="preserve">.</w:t>
       </w:r>
     </w:p>
     <w:p>
@@ -7731,7 +7790,7 @@
         <w:t xml:space="preserve">say so and give its domain and codomain too.</w:t>
       </w:r>
     </w:p>
-    <w:bookmarkStart w:id="32" w:name="exm-function-types"/>
+    <w:bookmarkStart w:id="35" w:name="exm-function-types"/>
     <w:p>
       <w:pPr>
         <w:pStyle w:val="BodyText"/>
@@ -7807,7 +7866,7 @@
         <w:t xml:space="preserve"> </w:t>
       </w:r>
       <w:r>
-        <w:t xml:space="preserve">does not say it is a function.</w:t>
+        <w:t xml:space="preserve">does not say that the procedure is a function.</w:t>
       </w:r>
       <w:r>
         <w:t xml:space="preserve"> </w:t>
@@ -7819,7 +7878,7 @@
         <w:t xml:space="preserve"> </w:t>
       </w:r>
       <w:r>
-        <w:t xml:space="preserve">does not say it is a data set.</w:t>
+        <w:t xml:space="preserve">does not say that the input is a data set.</w:t>
       </w:r>
       <w:r>
         <w:t xml:space="preserve"> </w:t>
@@ -7837,7 +7896,13 @@
         <w:t xml:space="preserve"> </w:t>
       </w:r>
       <w:r>
-        <w:t xml:space="preserve">but the procedure’s output is the fitted model,</w:t>
+        <w:t xml:space="preserve">so it does not say that the output is a fitted model.</w:t>
+      </w:r>
+      <w:r>
+        <w:t xml:space="preserve"> </w:t>
+      </w:r>
+      <w:r>
+        <w:t xml:space="preserve">Nor does it say that a fitted model is itself a function,</w:t>
       </w:r>
       <w:r>
         <w:t xml:space="preserve"> </w:t>
@@ -7864,7 +7929,7 @@
         <w:t xml:space="preserve">is an acceptable input to the next.</w:t>
       </w:r>
     </w:p>
-    <w:bookmarkEnd w:id="32"/>
+    <w:bookmarkEnd w:id="35"/>
     <w:p>
       <w:pPr>
         <w:pStyle w:val="BodyText"/>
@@ -7891,8 +7956,8 @@
         <w:t xml:space="preserve">is an error even when the notation looks right.</w:t>
       </w:r>
     </w:p>
-    <w:bookmarkEnd w:id="33"/>
-    <w:bookmarkStart w:id="35" w:name="random-variables-and-their-values"/>
+    <w:bookmarkEnd w:id="36"/>
+    <w:bookmarkStart w:id="38" w:name="random-variables-and-their-values"/>
     <w:p>
       <w:pPr>
         <w:pStyle w:val="Heading2"/>
@@ -7952,7 +8017,7 @@
         <w:pStyle w:val="Compact"/>
         <w:numPr>
           <w:ilvl w:val="0"/>
-          <w:numId w:val="1007"/>
+          <w:numId w:val="1008"/>
         </w:numPr>
       </w:pPr>
       <m:oMath>
@@ -7972,7 +8037,7 @@
         <w:pStyle w:val="Compact"/>
         <w:numPr>
           <w:ilvl w:val="0"/>
-          <w:numId w:val="1007"/>
+          <w:numId w:val="1008"/>
         </w:numPr>
       </w:pPr>
       <m:oMath>
@@ -8003,7 +8068,7 @@
         <w:pStyle w:val="Compact"/>
         <w:numPr>
           <w:ilvl w:val="0"/>
-          <w:numId w:val="1007"/>
+          <w:numId w:val="1008"/>
         </w:numPr>
       </w:pPr>
       <m:oMath>
@@ -8043,7 +8108,7 @@
         <w:pStyle w:val="Compact"/>
         <w:numPr>
           <w:ilvl w:val="0"/>
-          <w:numId w:val="1007"/>
+          <w:numId w:val="1008"/>
         </w:numPr>
       </w:pPr>
       <m:oMath>
@@ -8160,7 +8225,7 @@
         <w:t xml:space="preserve">.</w:t>
       </w:r>
     </w:p>
-    <w:bookmarkStart w:id="34" w:name="exm-random-variable-vs-value"/>
+    <w:bookmarkStart w:id="37" w:name="exm-random-variable-vs-value"/>
     <w:p>
       <w:pPr>
         <w:pStyle w:val="BodyText"/>
@@ -8393,7 +8458,7 @@
         <w:t xml:space="preserve">, is itself a random variable.</w:t>
       </w:r>
     </w:p>
-    <w:bookmarkEnd w:id="34"/>
+    <w:bookmarkEnd w:id="37"/>
     <w:p>
       <w:pPr>
         <w:pStyle w:val="BodyText"/>
@@ -8407,7 +8472,7 @@
         <w:pStyle w:val="Compact"/>
         <w:numPr>
           <w:ilvl w:val="0"/>
-          <w:numId w:val="1008"/>
+          <w:numId w:val="1009"/>
         </w:numPr>
       </w:pPr>
       <w:r>
@@ -8472,7 +8537,7 @@
         <w:pStyle w:val="Compact"/>
         <w:numPr>
           <w:ilvl w:val="0"/>
-          <w:numId w:val="1008"/>
+          <w:numId w:val="1009"/>
         </w:numPr>
       </w:pPr>
       <w:r>
@@ -8628,7 +8693,7 @@
         <w:pStyle w:val="Compact"/>
         <w:numPr>
           <w:ilvl w:val="0"/>
-          <w:numId w:val="1008"/>
+          <w:numId w:val="1009"/>
         </w:numPr>
       </w:pPr>
       <w:r>
@@ -8912,8 +8977,8 @@
         <w:t xml:space="preserve">.</w:t>
       </w:r>
     </w:p>
-    <w:bookmarkEnd w:id="35"/>
-    <w:bookmarkStart w:id="38" w:name="matching-names-and-notation"/>
+    <w:bookmarkEnd w:id="38"/>
+    <w:bookmarkStart w:id="41" w:name="matching-names-and-notation"/>
     <w:p>
       <w:pPr>
         <w:pStyle w:val="Heading2"/>
@@ -9024,7 +9089,7 @@
       <w:r>
         <w:t xml:space="preserve"> </w:t>
       </w:r>
-      <w:hyperlink r:id="rId36">
+      <w:hyperlink r:id="rId39">
         <w:r>
           <w:rPr>
             <w:rStyle w:val="Hyperlink"/>
@@ -9036,7 +9101,7 @@
         <w:t xml:space="preserve">).</w:t>
       </w:r>
     </w:p>
-    <w:bookmarkStart w:id="37" w:name="exm-name-matches-notation"/>
+    <w:bookmarkStart w:id="40" w:name="exm-name-matches-notation"/>
     <w:p>
       <w:pPr>
         <w:pStyle w:val="BodyText"/>
@@ -9529,7 +9594,7 @@
         <w:t xml:space="preserve">.</w:t>
       </w:r>
     </w:p>
-    <w:bookmarkEnd w:id="37"/>
+    <w:bookmarkEnd w:id="40"/>
     <w:p>
       <w:pPr>
         <w:pStyle w:val="BodyText"/>
@@ -9550,8 +9615,8 @@
         <w:t xml:space="preserve">and make them agree.</w:t>
       </w:r>
     </w:p>
-    <w:bookmarkEnd w:id="38"/>
-    <w:bookmarkStart w:id="47" w:name="using-shared-macros"/>
+    <w:bookmarkEnd w:id="41"/>
+    <w:bookmarkStart w:id="50" w:name="using-shared-macros"/>
     <w:p>
       <w:pPr>
         <w:pStyle w:val="Heading2"/>
@@ -9624,7 +9689,7 @@
         <w:t xml:space="preserve">so the next document finds it.</w:t>
       </w:r>
     </w:p>
-    <w:bookmarkStart w:id="39" w:name="exm-use-shared-macro"/>
+    <w:bookmarkStart w:id="42" w:name="exm-use-shared-macro"/>
     <w:p>
       <w:pPr>
         <w:pStyle w:val="BodyText"/>
@@ -9709,7 +9774,7 @@
         <w:t xml:space="preserve">every document that uses the macro changes with it.</w:t>
       </w:r>
     </w:p>
-    <w:bookmarkEnd w:id="39"/>
+    <w:bookmarkEnd w:id="42"/>
     <w:p>
       <w:pPr>
         <w:pStyle w:val="BodyText"/>
@@ -9723,7 +9788,7 @@
         <w:pStyle w:val="Compact"/>
         <w:numPr>
           <w:ilvl w:val="0"/>
-          <w:numId w:val="1009"/>
+          <w:numId w:val="1010"/>
         </w:numPr>
       </w:pPr>
       <w:r>
@@ -9735,7 +9800,7 @@
         <w:pStyle w:val="Compact"/>
         <w:numPr>
           <w:ilvl w:val="0"/>
-          <w:numId w:val="1009"/>
+          <w:numId w:val="1010"/>
         </w:numPr>
       </w:pPr>
       <w:r>
@@ -9747,7 +9812,7 @@
         <w:pStyle w:val="Compact"/>
         <w:numPr>
           <w:ilvl w:val="0"/>
-          <w:numId w:val="1009"/>
+          <w:numId w:val="1010"/>
         </w:numPr>
       </w:pPr>
       <w:r>
@@ -9759,7 +9824,7 @@
         <w:pStyle w:val="Compact"/>
         <w:numPr>
           <w:ilvl w:val="0"/>
-          <w:numId w:val="1009"/>
+          <w:numId w:val="1010"/>
         </w:numPr>
       </w:pPr>
       <w:r>
@@ -9771,7 +9836,7 @@
         <w:pStyle w:val="Compact"/>
         <w:numPr>
           <w:ilvl w:val="0"/>
-          <w:numId w:val="1009"/>
+          <w:numId w:val="1010"/>
         </w:numPr>
       </w:pPr>
       <w:r>
@@ -9783,7 +9848,7 @@
         <w:pStyle w:val="Compact"/>
         <w:numPr>
           <w:ilvl w:val="0"/>
-          <w:numId w:val="1009"/>
+          <w:numId w:val="1010"/>
         </w:numPr>
       </w:pPr>
       <w:r>
@@ -9911,7 +9976,7 @@
         <w:t xml:space="preserve">and the rule for Latin letters below says when that applies.</w:t>
       </w:r>
     </w:p>
-    <w:bookmarkStart w:id="40" w:name="exm-semantic-macro-name"/>
+    <w:bookmarkStart w:id="43" w:name="exm-semantic-macro-name"/>
     <w:p>
       <w:pPr>
         <w:pStyle w:val="BodyText"/>
@@ -9990,7 +10055,7 @@
         <w:t xml:space="preserve">changes one line in the shared file.</w:t>
       </w:r>
     </w:p>
-    <w:bookmarkEnd w:id="40"/>
+    <w:bookmarkEnd w:id="43"/>
     <w:p>
       <w:pPr>
         <w:pStyle w:val="BodyText"/>
@@ -10112,7 +10177,7 @@
         <w:t xml:space="preserve">existing hats are converted in separate sweeps.</w:t>
       </w:r>
     </w:p>
-    <w:bookmarkStart w:id="41" w:name="exm-semantic-decorator"/>
+    <w:bookmarkStart w:id="44" w:name="exm-semantic-decorator"/>
     <w:p>
       <w:pPr>
         <w:pStyle w:val="BodyText"/>
@@ -10200,7 +10265,7 @@
         <w:t xml:space="preserve">changes.</w:t>
       </w:r>
     </w:p>
-    <w:bookmarkEnd w:id="41"/>
+    <w:bookmarkEnd w:id="44"/>
     <w:p>
       <w:pPr>
         <w:pStyle w:val="BodyText"/>
@@ -10389,7 +10454,7 @@
         <w:t xml:space="preserve">may write the font command directly.</w:t>
       </w:r>
     </w:p>
-    <w:bookmarkStart w:id="42" w:name="exm-semantic-font"/>
+    <w:bookmarkStart w:id="45" w:name="exm-semantic-font"/>
     <w:p>
       <w:pPr>
         <w:pStyle w:val="BodyText"/>
@@ -10477,7 +10542,7 @@
         <w:t xml:space="preserve">changes.</w:t>
       </w:r>
     </w:p>
-    <w:bookmarkEnd w:id="42"/>
+    <w:bookmarkEnd w:id="45"/>
     <w:p>
       <w:pPr>
         <w:pStyle w:val="BodyText"/>
@@ -10559,7 +10624,7 @@
         <w:pStyle w:val="Compact"/>
         <w:numPr>
           <w:ilvl w:val="0"/>
-          <w:numId w:val="1010"/>
+          <w:numId w:val="1011"/>
         </w:numPr>
       </w:pPr>
       <w:r>
@@ -10592,7 +10657,7 @@
         <w:pStyle w:val="Compact"/>
         <w:numPr>
           <w:ilvl w:val="0"/>
-          <w:numId w:val="1010"/>
+          <w:numId w:val="1011"/>
         </w:numPr>
       </w:pPr>
       <w:r>
@@ -10613,7 +10678,7 @@
         <w:pStyle w:val="Compact"/>
         <w:numPr>
           <w:ilvl w:val="0"/>
-          <w:numId w:val="1010"/>
+          <w:numId w:val="1011"/>
         </w:numPr>
       </w:pPr>
       <w:r>
@@ -10646,7 +10711,7 @@
         <w:pStyle w:val="Compact"/>
         <w:numPr>
           <w:ilvl w:val="0"/>
-          <w:numId w:val="1010"/>
+          <w:numId w:val="1011"/>
         </w:numPr>
       </w:pPr>
       <w:r>
@@ -10667,7 +10732,7 @@
         <w:pStyle w:val="Compact"/>
         <w:numPr>
           <w:ilvl w:val="0"/>
-          <w:numId w:val="1010"/>
+          <w:numId w:val="1011"/>
         </w:numPr>
       </w:pPr>
       <w:r>
@@ -10846,7 +10911,7 @@
         <w:t xml:space="preserve">.</w:t>
       </w:r>
     </w:p>
-    <w:bookmarkStart w:id="43" w:name="exm-semantic-latin-letter"/>
+    <w:bookmarkStart w:id="46" w:name="exm-semantic-latin-letter"/>
     <w:p>
       <w:pPr>
         <w:pStyle w:val="BodyText"/>
@@ -10936,7 +11001,7 @@
         <w:t xml:space="preserve">which letter is the outcome and which is the residual.</w:t>
       </w:r>
     </w:p>
-    <w:bookmarkEnd w:id="43"/>
+    <w:bookmarkEnd w:id="46"/>
     <w:p>
       <w:pPr>
         <w:pStyle w:val="BodyText"/>
@@ -10963,7 +11028,7 @@
         <w:t xml:space="preserve">and a reader sees which quantity it is about.</w:t>
       </w:r>
     </w:p>
-    <w:bookmarkStart w:id="44" w:name="exm-named-quantity"/>
+    <w:bookmarkStart w:id="47" w:name="exm-named-quantity"/>
     <w:p>
       <w:pPr>
         <w:pStyle w:val="BodyText"/>
@@ -11075,7 +11140,7 @@
         <w:t xml:space="preserve">and it names the quantity the gradient depends on.</w:t>
       </w:r>
     </w:p>
-    <w:bookmarkEnd w:id="44"/>
+    <w:bookmarkEnd w:id="47"/>
     <w:p>
       <w:pPr>
         <w:pStyle w:val="BodyText"/>
@@ -11237,7 +11302,7 @@
         <w:t xml:space="preserve">are not delimiters.</w:t>
       </w:r>
     </w:p>
-    <w:bookmarkStart w:id="45" w:name="exm-semantic-delimiter"/>
+    <w:bookmarkStart w:id="48" w:name="exm-semantic-delimiter"/>
     <w:p>
       <w:pPr>
         <w:pStyle w:val="BodyText"/>
@@ -11316,7 +11381,7 @@
         <w:t xml:space="preserve">edits one definition in the shared file.</w:t>
       </w:r>
     </w:p>
-    <w:bookmarkEnd w:id="45"/>
+    <w:bookmarkEnd w:id="48"/>
     <w:p>
       <w:pPr>
         <w:pStyle w:val="BodyText"/>
@@ -11355,7 +11420,7 @@
         <w:t xml:space="preserve">with its meaning.</w:t>
       </w:r>
     </w:p>
-    <w:bookmarkStart w:id="46" w:name="exm-describe-symbol-not-macro"/>
+    <w:bookmarkStart w:id="49" w:name="exm-describe-symbol-not-macro"/>
     <w:p>
       <w:pPr>
         <w:pStyle w:val="BodyText"/>
@@ -11428,9 +11493,9 @@
         <w:t xml:space="preserve">and the symbol has its own row in the notation table.</w:t>
       </w:r>
     </w:p>
-    <w:bookmarkEnd w:id="46"/>
-    <w:bookmarkEnd w:id="47"/>
-    <w:bookmarkStart w:id="50" w:name="making-expressions-concise"/>
+    <w:bookmarkEnd w:id="49"/>
+    <w:bookmarkEnd w:id="50"/>
+    <w:bookmarkStart w:id="53" w:name="making-expressions-concise"/>
     <w:p>
       <w:pPr>
         <w:pStyle w:val="Heading2"/>
@@ -11461,7 +11526,7 @@
       <w:r>
         <w:t xml:space="preserve"> </w:t>
       </w:r>
-      <w:hyperlink r:id="rId48">
+      <w:hyperlink r:id="rId51">
         <w:r>
           <w:rPr>
             <w:rStyle w:val="Hyperlink"/>
@@ -11529,7 +11594,7 @@
         <w:t xml:space="preserve">and write the macro everywhere the chunk appears.</w:t>
       </w:r>
     </w:p>
-    <w:bookmarkStart w:id="49" w:name="exm-concise-expression"/>
+    <w:bookmarkStart w:id="52" w:name="exm-concise-expression"/>
     <w:p>
       <w:pPr>
         <w:pStyle w:val="BodyText"/>
@@ -11623,7 +11688,7 @@
         <w:t xml:space="preserve">and each formula shows at a glance what it is built from.</w:t>
       </w:r>
     </w:p>
-    <w:bookmarkEnd w:id="49"/>
+    <w:bookmarkEnd w:id="52"/>
     <w:p>
       <w:pPr>
         <w:pStyle w:val="BodyText"/>
@@ -11676,8 +11741,8 @@
         <w:t xml:space="preserve">.</w:t>
       </w:r>
     </w:p>
-    <w:bookmarkEnd w:id="50"/>
-    <w:bookmarkStart w:id="52" w:name="writing-dot-products"/>
+    <w:bookmarkEnd w:id="53"/>
+    <w:bookmarkStart w:id="55" w:name="writing-dot-products"/>
     <w:p>
       <w:pPr>
         <w:pStyle w:val="Heading2"/>
@@ -11850,7 +11915,7 @@
         <w:t xml:space="preserve">and to work out that the result is a single number.</w:t>
       </w:r>
     </w:p>
-    <w:bookmarkStart w:id="51" w:name="exm-dot-product"/>
+    <w:bookmarkStart w:id="54" w:name="exm-dot-product"/>
     <w:p>
       <w:pPr>
         <w:pStyle w:val="BodyText"/>
@@ -12079,7 +12144,7 @@
         <w:t xml:space="preserve">.</w:t>
       </w:r>
     </w:p>
-    <w:bookmarkEnd w:id="51"/>
+    <w:bookmarkEnd w:id="54"/>
     <w:p>
       <w:pPr>
         <w:pStyle w:val="BodyText"/>
@@ -12093,7 +12158,7 @@
         <w:pStyle w:val="Compact"/>
         <w:numPr>
           <w:ilvl w:val="0"/>
-          <w:numId w:val="1011"/>
+          <w:numId w:val="1012"/>
         </w:numPr>
       </w:pPr>
       <w:r>
@@ -12128,7 +12193,7 @@
         <w:pStyle w:val="Compact"/>
         <w:numPr>
           <w:ilvl w:val="0"/>
-          <w:numId w:val="1011"/>
+          <w:numId w:val="1012"/>
         </w:numPr>
       </w:pPr>
       <w:r>
@@ -12177,7 +12242,7 @@
         <w:pStyle w:val="Compact"/>
         <w:numPr>
           <w:ilvl w:val="0"/>
-          <w:numId w:val="1011"/>
+          <w:numId w:val="1012"/>
         </w:numPr>
       </w:pPr>
       <w:r>
@@ -12238,8 +12303,8 @@
         <w:t xml:space="preserve">such as a definition of an inner product space.</w:t>
       </w:r>
     </w:p>
-    <w:bookmarkEnd w:id="52"/>
-    <w:bookmarkStart w:id="55" w:name="writing-out-notational-shorthands"/>
+    <w:bookmarkEnd w:id="55"/>
+    <w:bookmarkStart w:id="58" w:name="writing-out-notational-shorthands"/>
     <w:p>
       <w:pPr>
         <w:pStyle w:val="Heading2"/>
@@ -12678,7 +12743,7 @@
       <w:r>
         <w:t xml:space="preserve"> </w:t>
       </w:r>
-      <w:hyperlink r:id="rId53">
+      <w:hyperlink r:id="rId56">
         <w:r>
           <w:rPr>
             <w:rStyle w:val="Hyperlink"/>
@@ -12719,7 +12784,7 @@
         <w:t xml:space="preserve">catalogs common shorthands and their full forms.</w:t>
       </w:r>
     </w:p>
-    <w:bookmarkStart w:id="54" w:name="exm-notational-shorthand"/>
+    <w:bookmarkStart w:id="57" w:name="exm-notational-shorthand"/>
     <w:p>
       <w:pPr>
         <w:pStyle w:val="BodyText"/>
@@ -13286,9 +13351,9 @@
         <w:t xml:space="preserve">observations.</w:t>
       </w:r>
     </w:p>
-    <w:bookmarkEnd w:id="54"/>
-    <w:bookmarkEnd w:id="55"/>
-    <w:bookmarkStart w:id="57" w:name="stating-assumptions-before-using-them"/>
+    <w:bookmarkEnd w:id="57"/>
+    <w:bookmarkEnd w:id="58"/>
+    <w:bookmarkStart w:id="60" w:name="stating-assumptions-before-using-them"/>
     <w:p>
       <w:pPr>
         <w:pStyle w:val="Heading2"/>
@@ -13348,7 +13413,7 @@
         <w:pStyle w:val="Compact"/>
         <w:numPr>
           <w:ilvl w:val="0"/>
-          <w:numId w:val="1012"/>
+          <w:numId w:val="1013"/>
         </w:numPr>
       </w:pPr>
       <w:r>
@@ -13386,7 +13451,7 @@
         <w:pStyle w:val="Compact"/>
         <w:numPr>
           <w:ilvl w:val="0"/>
-          <w:numId w:val="1012"/>
+          <w:numId w:val="1013"/>
         </w:numPr>
       </w:pPr>
       <w:r>
@@ -13398,7 +13463,7 @@
         <w:pStyle w:val="Compact"/>
         <w:numPr>
           <w:ilvl w:val="0"/>
-          <w:numId w:val="1012"/>
+          <w:numId w:val="1013"/>
         </w:numPr>
       </w:pPr>
       <w:r>
@@ -13410,7 +13475,7 @@
         <w:pStyle w:val="Compact"/>
         <w:numPr>
           <w:ilvl w:val="0"/>
-          <w:numId w:val="1012"/>
+          <w:numId w:val="1013"/>
         </w:numPr>
       </w:pPr>
       <w:r>
@@ -13478,7 +13543,7 @@
         <w:t xml:space="preserve">cite it in the justification on that line.</w:t>
       </w:r>
     </w:p>
-    <w:bookmarkStart w:id="56" w:name="exm-assumptions-first"/>
+    <w:bookmarkStart w:id="59" w:name="exm-assumptions-first"/>
     <w:p>
       <w:pPr>
         <w:pStyle w:val="BodyText"/>
@@ -14160,8 +14225,8 @@
         <w:t xml:space="preserve">and the justification says exactly where the condition is used.</w:t>
       </w:r>
     </w:p>
-    <w:bookmarkEnd w:id="56"/>
-    <w:bookmarkEnd w:id="57"/>
+    <w:bookmarkEnd w:id="59"/>
+    <w:bookmarkEnd w:id="60"/>
     <w:sectPr>
       <w:footnotePr>
         <w:numRestart w:val="eachSect"/>
@@ -14524,6 +14589,9 @@
     <w:abstractNumId w:val="991"/>
   </w:num>
   <w:num w:numId="1012">
+    <w:abstractNumId w:val="991"/>
+  </w:num>
+  <w:num w:numId="1013">
     <w:abstractNumId w:val="991"/>
   </w:num>
 </w:numbering>
